--- a/apps/web/src/server/templates/works_acceptance_act_2026.docx
+++ b/apps/web/src/server/templates/works_acceptance_act_2026.docx
@@ -90,11 +90,13 @@
     <w:p>
       <w:pPr>
         <w:spacing w:after="40" w:before="0"/>
+        <w:jc w:val="both"/>
       </w:pPr>
     </w:p>
     <w:p>
       <w:pPr>
         <w:spacing w:after="120" w:before="0"/>
+        <w:jc w:val="both"/>
       </w:pPr>
       <w:r>
         <w:rPr>
@@ -104,7 +106,7 @@
           <w:sz w:val="24"/>
           <w:u w:val="none"/>
         </w:rPr>
-        <w:t>ООО «Про Мебель», именуемое в дальнейшем «Исполнитель», в лице генерального директора Батьковского Юрия Сергеевича, действующего на основании Устава, с одной стороны, и {{Client.fullName}}, именуемый(ая) в дальнейшем «Заказчик», с другой стороны, составили настоящий Акт о нижеследующем: Исполнителем оказаны, а Заказчиком приняты следующие Услуги по сборке и установке (монтажу) мебели по адресу: {{Order.deliveryAddress}}.</w:t>
+        <w:t>ООО «Про Мебель», именуемое в дальнейшем «Исполнитель», в лице генерального директора Батьковского Юрия Сергеевича, действующего на основании Устава, с одной стороны, и {{Client.fullName}}, {{Client.named}} в дальнейшем «Заказчик», с другой стороны, составили настоящий Акт о нижеследующем: Исполнителем оказаны, а Заказчиком приняты следующие Услуги по сборке и установке (монтажу) мебели по адресу: {{Order.deliveryAddress}}.</w:t>
       </w:r>
     </w:p>
     <w:tbl>
@@ -607,6 +609,7 @@
     <w:p>
       <w:pPr>
         <w:spacing w:after="120" w:before="120"/>
+        <w:jc w:val="both"/>
       </w:pPr>
       <w:r>
         <w:rPr>
@@ -622,6 +625,7 @@
     <w:p>
       <w:pPr>
         <w:spacing w:after="120" w:before="0"/>
+        <w:jc w:val="both"/>
       </w:pPr>
       <w:r>
         <w:rPr>
@@ -637,6 +641,7 @@
     <w:p>
       <w:pPr>
         <w:spacing w:after="120" w:before="0"/>
+        <w:jc w:val="both"/>
       </w:pPr>
       <w:r>
         <w:rPr>
@@ -652,6 +657,7 @@
     <w:p>
       <w:pPr>
         <w:spacing w:after="40" w:before="0"/>
+        <w:jc w:val="both"/>
       </w:pPr>
     </w:p>
     <w:tbl>
